--- a/docx/regles_wh40k_v4.docx
+++ b/docx/regles_wh40k_v4.docx
@@ -660,7 +660,7 @@
         <w:rPr>
           <w:rFonts w:ascii="Roboto" w:hAnsi="Roboto"/>
         </w:rPr>
-        <w:t>Les unités composées d'une seule modèle (monstres, véhicules, personnages seuls) n'effectuent jamais de test d'Ébranlement.</w:t>
+        <w:t>Les unités composées d'un seul modèle (monstres, véhicules, personnages seuls) n'effectuent jamais de test d'Ébranlement.</w:t>
       </w:r>
     </w:p>
     <w:p>
@@ -4240,17 +4240,8 @@
             </w:tcBorders>
           </w:tcPr>
           <w:p>
-            <w:pPr>
-              <w:pStyle w:val="Normal"/>
-              <w:rPr>
-                <w:rFonts w:ascii="Roboto" w:hAnsi="Roboto"/>
-              </w:rPr>
-            </w:pPr>
-            <w:r>
-              <w:rPr>
-                <w:rFonts w:ascii="Roboto" w:hAnsi="Roboto"/>
-              </w:rPr>
-              <w:t>Après que l'unité a résolu ses attaques, effectuez un test de dangerosité par arme dangereuse employée : 1D6, sur 1 un modèle porteur subit 3 blessures mortelles. Procédure complète : voir Mots-clés et Aptitudes.</w:t>
+            <w:r>
+              <w:t>Chaque fois qu'une unité est sélectionnée pour tirer ou combattre, après qu'elle a résolu toutes ses attaques, elle effectue un test de dangerosité pour chaque arme dangereuse dont les cibles ont été sélectionnées. Lancez 1D6 : sur un 1, le test est raté. Résolvez chaque test raté un par un, dans cet ordre : si possible, sélectionnez un modèle de cette unité ayant subi au moins une blessure et équipé d'une ou plusieurs armes dangereuses ; sinon, si possible, un modèle de cette unité hors PERSONNAGE équipé d'une ou plusieurs armes dangereuses ; sinon, un PERSONNAGE de cette unité équipé d'une ou plusieurs armes dangereuses. Le modèle sélectionné subit 3 blessures mortelles, qui doivent lui être infligées lors de la répartition. Si une unité est choisie comme cible d'un tir en état d'alerte durant une charge adverse, ces blessures mortelles sont réparties après la fin du mouvement de charge de l'unité chargée.</w:t>
             </w:r>
           </w:p>
         </w:tc>
@@ -4267,391 +4258,358 @@
         <w:rPr>
           <w:rFonts w:eastAsia="Roboto" w:cs="Roboto" w:ascii="Roboto" w:hAnsi="Roboto"/>
         </w:rPr>
-        <w:t>Mots-clés et Aptitudes</w:t>
-      </w:r>
-    </w:p>
-    <w:p>
-      <w:pPr>
-        <w:pStyle w:val="Normal"/>
-        <w:rPr>
-          <w:rFonts w:ascii="Roboto" w:hAnsi="Roboto"/>
-        </w:rPr>
-      </w:pPr>
-      <w:r>
-        <w:rPr>
-          <w:rFonts w:ascii="Roboto" w:hAnsi="Roboto"/>
-        </w:rPr>
-        <w:t>Cette section détaille les mots-clés et aptitudes dont l'effet ne tient pas dans le tableau des Aptitudes d'Arme.</w:t>
-      </w:r>
-    </w:p>
-    <w:p>
-      <w:pPr>
-        <w:pStyle w:val="Heading2"/>
-        <w:rPr>
-          <w:rFonts w:ascii="Roboto" w:hAnsi="Roboto"/>
-          <w:b w:val="false"/>
-        </w:rPr>
-      </w:pPr>
-      <w:r>
-        <w:rPr>
-          <w:rFonts w:ascii="Roboto" w:hAnsi="Roboto"/>
-          <w:b w:val="false"/>
-        </w:rPr>
-        <w:t>[DANGEREUX]</w:t>
-      </w:r>
-    </w:p>
-    <w:p>
-      <w:pPr>
-        <w:pStyle w:val="Normal"/>
-        <w:rPr>
-          <w:rFonts w:ascii="Roboto" w:hAnsi="Roboto"/>
-        </w:rPr>
-      </w:pPr>
-      <w:r>
-        <w:rPr>
-          <w:rFonts w:ascii="Roboto" w:hAnsi="Roboto"/>
-        </w:rPr>
-        <w:t>Chaque fois qu'une unité est sélectionnée pour tirer ou combattre, après qu'elle a résolu toutes ses attaques, elle doit effectuer un test de dangerosité pour chaque arme dangereuse dont les cibles ont été sélectionnées lors de la résolution de ces attaques. Pour ce faire, lancez 1D6 : sur un 1, le test est raté. Résolvez chaque test raté un par un, dans cet ordre :</w:t>
-      </w:r>
-    </w:p>
-    <w:p>
-      <w:pPr>
-        <w:pStyle w:val="Normal"/>
-        <w:numPr>
-          <w:ilvl w:val="0"/>
-          <w:numId w:val="2"/>
-        </w:numPr>
-        <w:spacing w:lineRule="auto" w:line="240" w:before="40" w:after="40"/>
-        <w:ind w:hanging="360" w:start="540" w:end="0"/>
-        <w:rPr>
-          <w:rFonts w:ascii="Roboto" w:hAnsi="Roboto" w:eastAsia="Roboto" w:cs="Roboto"/>
-        </w:rPr>
-      </w:pPr>
-      <w:r>
-        <w:rPr>
-          <w:rFonts w:eastAsia="Roboto" w:cs="Roboto" w:ascii="Roboto" w:hAnsi="Roboto"/>
-        </w:rPr>
-        <w:t>Si possible, sélectionnez un modèle de cette unité ayant subi au moins une blessure et équipé d'une ou plusieurs armes dangereuses.</w:t>
-      </w:r>
-    </w:p>
-    <w:p>
-      <w:pPr>
-        <w:pStyle w:val="Normal"/>
-        <w:numPr>
-          <w:ilvl w:val="0"/>
-          <w:numId w:val="2"/>
-        </w:numPr>
-        <w:spacing w:lineRule="auto" w:line="240" w:before="40" w:after="40"/>
-        <w:ind w:hanging="360" w:start="540" w:end="0"/>
-        <w:rPr>
-          <w:rFonts w:ascii="Roboto" w:hAnsi="Roboto" w:eastAsia="Roboto" w:cs="Roboto"/>
-        </w:rPr>
-      </w:pPr>
-      <w:r>
-        <w:rPr>
-          <w:rFonts w:eastAsia="Roboto" w:cs="Roboto" w:ascii="Roboto" w:hAnsi="Roboto"/>
-        </w:rPr>
-        <w:t>Sinon, si possible, sélectionnez un modèle de cette unité, hors PERSONNAGE, équipé d'une ou plusieurs armes dangereuses.</w:t>
-      </w:r>
-    </w:p>
-    <w:p>
-      <w:pPr>
-        <w:pStyle w:val="Normal"/>
-        <w:numPr>
-          <w:ilvl w:val="0"/>
-          <w:numId w:val="2"/>
-        </w:numPr>
-        <w:spacing w:lineRule="auto" w:line="240" w:before="40" w:after="40"/>
-        <w:ind w:hanging="360" w:start="540" w:end="0"/>
-        <w:rPr>
-          <w:rFonts w:ascii="Roboto" w:hAnsi="Roboto" w:eastAsia="Roboto" w:cs="Roboto"/>
-        </w:rPr>
-      </w:pPr>
-      <w:r>
-        <w:rPr>
-          <w:rFonts w:eastAsia="Roboto" w:cs="Roboto" w:ascii="Roboto" w:hAnsi="Roboto"/>
-        </w:rPr>
-        <w:t>Sinon, sélectionnez un PERSONNAGE de cette unité équipé d'une ou plusieurs armes dangereuses.</w:t>
-      </w:r>
-    </w:p>
-    <w:p>
-      <w:pPr>
-        <w:pStyle w:val="Normal"/>
-        <w:rPr>
-          <w:rFonts w:ascii="Roboto" w:hAnsi="Roboto"/>
-        </w:rPr>
-      </w:pPr>
-      <w:r>
-        <w:rPr>
-          <w:rFonts w:ascii="Roboto" w:hAnsi="Roboto"/>
-        </w:rPr>
-        <w:t>Le modèle sélectionné subit 3 blessures mortelles ; lors de la répartition, ces blessures doivent lui être infligées.</w:t>
-      </w:r>
-    </w:p>
-    <w:p>
-      <w:pPr>
-        <w:pStyle w:val="Normal"/>
-        <w:rPr>
-          <w:rFonts w:ascii="Roboto" w:hAnsi="Roboto"/>
-        </w:rPr>
-      </w:pPr>
-      <w:r>
-        <w:rPr>
-          <w:rFonts w:ascii="Roboto" w:hAnsi="Roboto"/>
-        </w:rPr>
-        <w:t>Si une unité est choisie comme cible d'un tir en état d'alerte durant une charge adverse, les blessures mortelles infligées par les tests de dangerosité sont réparties après la fin du mouvement de charge de l'unité chargée.</w:t>
-      </w:r>
-    </w:p>
-    <w:p>
-      <w:pPr>
-        <w:pStyle w:val="Heading2"/>
-        <w:rPr>
-          <w:rFonts w:ascii="Roboto" w:hAnsi="Roboto"/>
-          <w:b w:val="false"/>
-        </w:rPr>
-      </w:pPr>
-      <w:r>
-        <w:rPr>
-          <w:rFonts w:ascii="Roboto" w:hAnsi="Roboto"/>
-          <w:b w:val="false"/>
-        </w:rPr>
-        <w:t>[Insensible à la douleur X+]</w:t>
-      </w:r>
-    </w:p>
-    <w:p>
-      <w:pPr>
-        <w:pStyle w:val="Normal"/>
-        <w:rPr>
-          <w:rFonts w:ascii="Roboto" w:hAnsi="Roboto"/>
-        </w:rPr>
-      </w:pPr>
-      <w:r>
-        <w:rPr>
-          <w:rFonts w:ascii="Roboto" w:hAnsi="Roboto"/>
-        </w:rPr>
-        <w:t>Chaque fois qu'un modèle doté de cette aptitude subit des dégâts et devrait donc perdre une blessure, y compris une blessure mortelle, lancez 1D6 : si le résultat est supérieur ou égal à X, cette blessure est ignorée et n'est pas perdue. Si un modèle possède plusieurs aptitudes « Insensible à la douleur », vous ne pouvez en utiliser qu'une seule à chaque fois qu'il subit des dégâts.</w:t>
-      </w:r>
-    </w:p>
-    <w:p>
-      <w:pPr>
-        <w:pStyle w:val="Heading2"/>
-        <w:rPr>
-          <w:rFonts w:ascii="Roboto" w:hAnsi="Roboto"/>
-          <w:b w:val="false"/>
-        </w:rPr>
-      </w:pPr>
-      <w:r>
-        <w:rPr>
-          <w:rFonts w:ascii="Roboto" w:hAnsi="Roboto"/>
-          <w:b w:val="false"/>
-        </w:rPr>
-        <w:t>Objectif Sécurisé</w:t>
-      </w:r>
-    </w:p>
-    <w:p>
-      <w:pPr>
-        <w:pStyle w:val="Normal"/>
-        <w:rPr>
-          <w:rFonts w:ascii="Roboto" w:hAnsi="Roboto"/>
-        </w:rPr>
-      </w:pPr>
-      <w:r>
-        <w:rPr>
-          <w:rFonts w:ascii="Roboto" w:hAnsi="Roboto"/>
-        </w:rPr>
-        <w:t>À la fin de la phase de Commandement, si cette unité se trouve dans une zone d'objectif que vous contrôlez, cette zone reste sous votre contrôle même si vous n'y avez plus aucun modèle, jusqu'à ce que votre adversaire en prenne le contrôle au début ou à la fin d'un tour.</w:t>
-      </w:r>
-    </w:p>
-    <w:p>
-      <w:pPr>
-        <w:pStyle w:val="Heading2"/>
-        <w:rPr>
-          <w:rFonts w:ascii="Roboto" w:hAnsi="Roboto"/>
-          <w:b w:val="false"/>
-        </w:rPr>
-      </w:pPr>
-      <w:r>
-        <w:rPr>
-          <w:rFonts w:ascii="Roboto" w:hAnsi="Roboto"/>
-          <w:b w:val="false"/>
-        </w:rPr>
-        <w:t>Intervention Héroïque</w:t>
-      </w:r>
-    </w:p>
-    <w:p>
-      <w:pPr>
-        <w:pStyle w:val="Normal"/>
-        <w:rPr>
-          <w:rFonts w:ascii="Roboto" w:hAnsi="Roboto"/>
-        </w:rPr>
-      </w:pPr>
-      <w:r>
-        <w:rPr>
-          <w:rFonts w:ascii="Roboto" w:hAnsi="Roboto"/>
-        </w:rPr>
-        <w:t>Aptitude propre à certaines unités ; elle n'est pas accessible à toutes les unités et ne figure pas parmi les Réactions à une Charge.</w:t>
-      </w:r>
-    </w:p>
-    <w:p>
-      <w:pPr>
-        <w:pStyle w:val="Normal"/>
-        <w:rPr>
-          <w:rFonts w:ascii="Roboto" w:hAnsi="Roboto"/>
-        </w:rPr>
-      </w:pPr>
-      <w:r>
-        <w:rPr>
-          <w:rFonts w:ascii="Roboto" w:hAnsi="Roboto"/>
-        </w:rPr>
-        <w:t>Une unité dotée de cette aptitude, située à 6" ou moins d'une unité prise pour cible d'une charge adverse, peut utiliser son action pour effectuer un Mouvement Normal. Elle doit finir ce mouvement le plus près possible de l'unité ennemie qui charge et ne peut finir à Portée d'Engagement que de cette unité ; si c'est le cas, la charge est annulée.</w:t>
-      </w:r>
-    </w:p>
-    <w:p>
-      <w:pPr>
-        <w:pStyle w:val="Normal"/>
-        <w:rPr>
-          <w:rFonts w:ascii="Roboto" w:hAnsi="Roboto"/>
-        </w:rPr>
-      </w:pPr>
-      <w:r>
-        <w:rPr>
-          <w:rFonts w:ascii="Roboto" w:hAnsi="Roboto"/>
-        </w:rPr>
-        <w:t>Cette action est considérée comme une charge, mais ne donne pas le bonus de charge.</w:t>
-      </w:r>
-    </w:p>
-    <w:p>
-      <w:pPr>
-        <w:pStyle w:val="Heading2"/>
-        <w:rPr>
-          <w:rFonts w:ascii="Roboto" w:hAnsi="Roboto"/>
-          <w:b w:val="false"/>
-        </w:rPr>
-      </w:pPr>
-      <w:r>
-        <w:rPr>
-          <w:rFonts w:ascii="Roboto" w:hAnsi="Roboto"/>
-          <w:b w:val="false"/>
-        </w:rPr>
-        <w:t>Frappe en Profondeur</w:t>
-      </w:r>
-    </w:p>
-    <w:p>
-      <w:pPr>
-        <w:pStyle w:val="Normal"/>
-        <w:rPr>
-          <w:rFonts w:ascii="Roboto" w:hAnsi="Roboto"/>
-        </w:rPr>
-      </w:pPr>
-      <w:r>
-        <w:rPr>
-          <w:rFonts w:ascii="Roboto" w:hAnsi="Roboto"/>
-        </w:rPr>
-        <w:t>Une unité disposant de cette aptitude est placée depuis la réserve à plus de 6" de tout modèle ennemi. Placée à plus de 9", elle agit normalement ; placée entre 6" et 9" d'un modèle ennemi, elle ne peut pas charger ce tour de bataille.</w:t>
-      </w:r>
-    </w:p>
-    <w:p>
-      <w:pPr>
-        <w:pStyle w:val="Heading2"/>
-        <w:rPr>
-          <w:rFonts w:ascii="Roboto" w:hAnsi="Roboto"/>
-          <w:b w:val="false"/>
-        </w:rPr>
-      </w:pPr>
-      <w:r>
-        <w:rPr>
-          <w:rFonts w:ascii="Roboto" w:hAnsi="Roboto"/>
-          <w:b w:val="false"/>
-        </w:rPr>
-        <w:t>Infiltrateur</w:t>
-      </w:r>
-    </w:p>
-    <w:p>
-      <w:pPr>
-        <w:pStyle w:val="Normal"/>
-        <w:rPr>
-          <w:rFonts w:ascii="Roboto" w:hAnsi="Roboto"/>
-        </w:rPr>
-      </w:pPr>
-      <w:r>
-        <w:rPr>
-          <w:rFonts w:ascii="Roboto" w:hAnsi="Roboto"/>
-        </w:rPr>
-        <w:t>Une unité disposant de cette aptitude est déployée après les autres unités, n'importe où sur la table, à plus de 9" de tout modèle ennemi et de toute zone de déploiement ennemie.</w:t>
-      </w:r>
-    </w:p>
-    <w:p>
-      <w:pPr>
-        <w:pStyle w:val="Heading2"/>
-        <w:rPr>
-          <w:rFonts w:ascii="Roboto" w:hAnsi="Roboto"/>
-          <w:b w:val="false"/>
-        </w:rPr>
-      </w:pPr>
-      <w:r>
-        <w:rPr>
-          <w:rFonts w:ascii="Roboto" w:hAnsi="Roboto"/>
-          <w:b w:val="false"/>
-        </w:rPr>
-        <w:t>Éclaireurs X</w:t>
-      </w:r>
-    </w:p>
-    <w:p>
-      <w:pPr>
-        <w:pStyle w:val="Normal"/>
-        <w:rPr>
-          <w:rFonts w:ascii="Roboto" w:hAnsi="Roboto"/>
-        </w:rPr>
-      </w:pPr>
-      <w:r>
-        <w:rPr>
-          <w:rFonts w:ascii="Roboto" w:hAnsi="Roboto"/>
-        </w:rPr>
-        <w:t>Juste après le déploiement et avant le premier tour, l'unité peut effectuer un mouvement de X" ; elle ne peut pas finir ce mouvement à Portée d'Engagement d'une unité ennemie.</w:t>
-      </w:r>
-    </w:p>
-    <w:p>
-      <w:pPr>
-        <w:pStyle w:val="Heading2"/>
-        <w:rPr>
-          <w:rFonts w:ascii="Roboto" w:hAnsi="Roboto"/>
-          <w:b w:val="false"/>
-        </w:rPr>
-      </w:pPr>
-      <w:r>
-        <w:rPr>
-          <w:rFonts w:ascii="Roboto" w:hAnsi="Roboto"/>
-          <w:b w:val="false"/>
-        </w:rPr>
-        <w:t>Hors de Combat</w:t>
-      </w:r>
-    </w:p>
-    <w:p>
-      <w:pPr>
-        <w:pStyle w:val="Normal"/>
-        <w:rPr>
-          <w:rFonts w:ascii="Roboto" w:hAnsi="Roboto"/>
-        </w:rPr>
-      </w:pPr>
-      <w:r>
-        <w:rPr>
-          <w:rFonts w:ascii="Roboto" w:hAnsi="Roboto"/>
-        </w:rPr>
-        <w:t>À la fin de la bataille, effectuez un test pour chaque unité détruite : lancez 1D6 ; sur un 1, l'unité est gravement blessée.</w:t>
-      </w:r>
-    </w:p>
-    <w:p>
-      <w:pPr>
-        <w:pStyle w:val="Normal"/>
-        <w:rPr>
-          <w:rFonts w:ascii="Roboto" w:hAnsi="Roboto"/>
-        </w:rPr>
-      </w:pPr>
-      <w:r>
-        <w:rPr>
-          <w:rFonts w:ascii="Roboto" w:hAnsi="Roboto"/>
-        </w:rPr>
-        <w:t>[À COMPLÉTER : tableau des blessures graves]</w:t>
+        <w:t>Autres Mots-clés</w:t>
+      </w:r>
+    </w:p>
+    <w:tbl>
+      <w:tblPr>
+        <w:tblW w:w="9360" w:type="dxa"/>
+        <w:jc w:val="start"/>
+        <w:tblInd w:w="-113" w:type="dxa"/>
+        <w:tblLayout w:type="fixed"/>
+        <w:tblCellMar>
+          <w:top w:w="0" w:type="dxa"/>
+          <w:start w:w="108" w:type="dxa"/>
+          <w:bottom w:w="0" w:type="dxa"/>
+          <w:end w:w="108" w:type="dxa"/>
+        </w:tblCellMar>
+      </w:tblPr>
+      <w:tblGrid>
+        <w:gridCol w:w="2500"/>
+        <w:gridCol w:w="6860"/>
+      </w:tblGrid>
+      <w:tr>
+        <w:trPr/>
+        <w:tc>
+          <w:tcPr>
+            <w:tcW w:w="2500" w:type="dxa"/>
+            <w:tcBorders>
+              <w:top w:val="single" w:sz="4" w:space="0" w:color="CCCCCC"/>
+              <w:start w:val="single" w:sz="4" w:space="0" w:color="CCCCCC"/>
+              <w:bottom w:val="single" w:sz="4" w:space="0" w:color="CCCCCC"/>
+              <w:end w:val="single" w:sz="4" w:space="0" w:color="CCCCCC"/>
+            </w:tcBorders>
+            <w:shd w:fill="1F3864" w:val="clear"/>
+          </w:tcPr>
+          <w:p>
+            <w:pPr>
+              <w:pStyle w:val="Normal"/>
+              <w:rPr>
+                <w:rFonts w:ascii="Roboto" w:hAnsi="Roboto" w:eastAsia="Roboto" w:cs="Roboto"/>
+                <w:b/>
+                <w:bCs/>
+                <w:color w:val="FFFFFF"/>
+                <w:sz w:val="20"/>
+                <w:szCs w:val="20"/>
+              </w:rPr>
+            </w:pPr>
+            <w:r>
+              <w:rPr>
+                <w:rFonts w:eastAsia="Roboto" w:cs="Roboto" w:ascii="Roboto" w:hAnsi="Roboto"/>
+                <w:b/>
+                <w:bCs/>
+                <w:color w:val="FFFFFF"/>
+                <w:sz w:val="20"/>
+                <w:szCs w:val="20"/>
+              </w:rPr>
+              <w:t>Mot-clé</w:t>
+            </w:r>
+          </w:p>
+        </w:tc>
+        <w:tc>
+          <w:tcPr>
+            <w:tcW w:w="6860" w:type="dxa"/>
+            <w:tcBorders>
+              <w:top w:val="single" w:sz="4" w:space="0" w:color="CCCCCC"/>
+              <w:start w:val="single" w:sz="4" w:space="0" w:color="CCCCCC"/>
+              <w:bottom w:val="single" w:sz="4" w:space="0" w:color="CCCCCC"/>
+              <w:end w:val="single" w:sz="4" w:space="0" w:color="CCCCCC"/>
+            </w:tcBorders>
+            <w:shd w:fill="1F3864" w:val="clear"/>
+          </w:tcPr>
+          <w:p>
+            <w:pPr>
+              <w:pStyle w:val="Normal"/>
+              <w:rPr>
+                <w:rFonts w:ascii="Roboto" w:hAnsi="Roboto" w:eastAsia="Roboto" w:cs="Roboto"/>
+                <w:b/>
+                <w:bCs/>
+                <w:color w:val="FFFFFF"/>
+                <w:sz w:val="20"/>
+                <w:szCs w:val="20"/>
+              </w:rPr>
+            </w:pPr>
+            <w:r>
+              <w:rPr>
+                <w:rFonts w:eastAsia="Roboto" w:cs="Roboto" w:ascii="Roboto" w:hAnsi="Roboto"/>
+                <w:b/>
+                <w:bCs/>
+                <w:color w:val="FFFFFF"/>
+                <w:sz w:val="20"/>
+                <w:szCs w:val="20"/>
+              </w:rPr>
+              <w:t>Effet</w:t>
+            </w:r>
+          </w:p>
+        </w:tc>
+      </w:tr>
+      <w:tr>
+        <w:trPr/>
+        <w:tc>
+          <w:tcPr>
+            <w:tcW w:w="2500" w:type="dxa"/>
+            <w:tcBorders>
+              <w:top w:val="single" w:sz="4" w:space="0" w:color="CCCCCC"/>
+              <w:start w:val="single" w:sz="4" w:space="0" w:color="CCCCCC"/>
+              <w:bottom w:val="single" w:sz="4" w:space="0" w:color="CCCCCC"/>
+              <w:end w:val="single" w:sz="4" w:space="0" w:color="CCCCCC"/>
+            </w:tcBorders>
+          </w:tcPr>
+          <w:p>
+            <w:r>
+              <w:t>Insensible à la douleur X+</w:t>
+            </w:r>
+          </w:p>
+        </w:tc>
+        <w:tc>
+          <w:tcPr>
+            <w:tcW w:w="6860" w:type="dxa"/>
+            <w:tcBorders>
+              <w:top w:val="single" w:sz="4" w:space="0" w:color="CCCCCC"/>
+              <w:start w:val="single" w:sz="4" w:space="0" w:color="CCCCCC"/>
+              <w:bottom w:val="single" w:sz="4" w:space="0" w:color="CCCCCC"/>
+              <w:end w:val="single" w:sz="4" w:space="0" w:color="CCCCCC"/>
+            </w:tcBorders>
+          </w:tcPr>
+          <w:p>
+            <w:r>
+              <w:t>Chaque fois qu'un modèle doté de cette aptitude subit des dégâts et devrait donc perdre une blessure, y compris une blessure mortelle, lancez 1D6 : si le résultat est supérieur ou égal à X, cette blessure est ignorée et n'est pas perdue. Si un modèle possède plusieurs aptitudes « Insensible à la douleur », vous ne pouvez en utiliser qu'une seule à chaque fois qu'il subit des dégâts.</w:t>
+            </w:r>
+          </w:p>
+        </w:tc>
+      </w:tr>
+      <w:tr>
+        <w:trPr/>
+        <w:tc>
+          <w:tcPr>
+            <w:tcW w:w="2500" w:type="dxa"/>
+            <w:tcBorders>
+              <w:top w:val="single" w:sz="4" w:space="0" w:color="CCCCCC"/>
+              <w:start w:val="single" w:sz="4" w:space="0" w:color="CCCCCC"/>
+              <w:bottom w:val="single" w:sz="4" w:space="0" w:color="CCCCCC"/>
+              <w:end w:val="single" w:sz="4" w:space="0" w:color="CCCCCC"/>
+            </w:tcBorders>
+          </w:tcPr>
+          <w:p>
+            <w:r>
+              <w:t>Objectif Sécurisé</w:t>
+            </w:r>
+          </w:p>
+        </w:tc>
+        <w:tc>
+          <w:tcPr>
+            <w:tcW w:w="6860" w:type="dxa"/>
+            <w:tcBorders>
+              <w:top w:val="single" w:sz="4" w:space="0" w:color="CCCCCC"/>
+              <w:start w:val="single" w:sz="4" w:space="0" w:color="CCCCCC"/>
+              <w:bottom w:val="single" w:sz="4" w:space="0" w:color="CCCCCC"/>
+              <w:end w:val="single" w:sz="4" w:space="0" w:color="CCCCCC"/>
+            </w:tcBorders>
+          </w:tcPr>
+          <w:p>
+            <w:r>
+              <w:t>À la fin de la phase de Commandement, si cette unité se trouve dans une zone d'objectif que vous contrôlez, cette zone reste sous votre contrôle même si vous n'y avez plus aucun modèle, jusqu'à ce que votre adversaire en prenne le contrôle au début ou à la fin d'un tour.</w:t>
+            </w:r>
+          </w:p>
+        </w:tc>
+      </w:tr>
+      <w:tr>
+        <w:trPr/>
+        <w:tc>
+          <w:tcPr>
+            <w:tcW w:w="2500" w:type="dxa"/>
+            <w:tcBorders>
+              <w:top w:val="single" w:sz="4" w:space="0" w:color="CCCCCC"/>
+              <w:start w:val="single" w:sz="4" w:space="0" w:color="CCCCCC"/>
+              <w:bottom w:val="single" w:sz="4" w:space="0" w:color="CCCCCC"/>
+              <w:end w:val="single" w:sz="4" w:space="0" w:color="CCCCCC"/>
+            </w:tcBorders>
+          </w:tcPr>
+          <w:p>
+            <w:r>
+              <w:t>Frappe en Profondeur</w:t>
+            </w:r>
+          </w:p>
+        </w:tc>
+        <w:tc>
+          <w:tcPr>
+            <w:tcW w:w="6860" w:type="dxa"/>
+            <w:tcBorders>
+              <w:top w:val="single" w:sz="4" w:space="0" w:color="CCCCCC"/>
+              <w:start w:val="single" w:sz="4" w:space="0" w:color="CCCCCC"/>
+              <w:bottom w:val="single" w:sz="4" w:space="0" w:color="CCCCCC"/>
+              <w:end w:val="single" w:sz="4" w:space="0" w:color="CCCCCC"/>
+            </w:tcBorders>
+          </w:tcPr>
+          <w:p>
+            <w:r>
+              <w:t>Une unité disposant de cette aptitude est placée depuis la réserve à plus de 6" de tout modèle ennemi. Placée à plus de 9", elle agit normalement ; placée entre 6" et 9" d'un modèle ennemi, elle ne peut pas charger ce tour de bataille.</w:t>
+            </w:r>
+          </w:p>
+        </w:tc>
+      </w:tr>
+      <w:tr>
+        <w:trPr/>
+        <w:tc>
+          <w:tcPr>
+            <w:tcW w:w="2500" w:type="dxa"/>
+            <w:tcBorders>
+              <w:top w:val="single" w:sz="4" w:space="0" w:color="CCCCCC"/>
+              <w:start w:val="single" w:sz="4" w:space="0" w:color="CCCCCC"/>
+              <w:bottom w:val="single" w:sz="4" w:space="0" w:color="CCCCCC"/>
+              <w:end w:val="single" w:sz="4" w:space="0" w:color="CCCCCC"/>
+            </w:tcBorders>
+          </w:tcPr>
+          <w:p>
+            <w:r>
+              <w:t>Infiltrateur</w:t>
+            </w:r>
+          </w:p>
+        </w:tc>
+        <w:tc>
+          <w:tcPr>
+            <w:tcW w:w="6860" w:type="dxa"/>
+            <w:tcBorders>
+              <w:top w:val="single" w:sz="4" w:space="0" w:color="CCCCCC"/>
+              <w:start w:val="single" w:sz="4" w:space="0" w:color="CCCCCC"/>
+              <w:bottom w:val="single" w:sz="4" w:space="0" w:color="CCCCCC"/>
+              <w:end w:val="single" w:sz="4" w:space="0" w:color="CCCCCC"/>
+            </w:tcBorders>
+          </w:tcPr>
+          <w:p>
+            <w:r>
+              <w:t>Une unité disposant de cette aptitude est déployée après les autres unités, n'importe où sur la table, à plus de 9" de tout modèle ennemi et de toute zone de déploiement ennemie.</w:t>
+            </w:r>
+          </w:p>
+        </w:tc>
+      </w:tr>
+      <w:tr>
+        <w:trPr/>
+        <w:tc>
+          <w:tcPr>
+            <w:tcW w:w="2500" w:type="dxa"/>
+            <w:tcBorders>
+              <w:top w:val="single" w:sz="4" w:space="0" w:color="CCCCCC"/>
+              <w:start w:val="single" w:sz="4" w:space="0" w:color="CCCCCC"/>
+              <w:bottom w:val="single" w:sz="4" w:space="0" w:color="CCCCCC"/>
+              <w:end w:val="single" w:sz="4" w:space="0" w:color="CCCCCC"/>
+            </w:tcBorders>
+          </w:tcPr>
+          <w:p>
+            <w:r>
+              <w:t>Éclaireurs X</w:t>
+            </w:r>
+          </w:p>
+        </w:tc>
+        <w:tc>
+          <w:tcPr>
+            <w:tcW w:w="6860" w:type="dxa"/>
+            <w:tcBorders>
+              <w:top w:val="single" w:sz="4" w:space="0" w:color="CCCCCC"/>
+              <w:start w:val="single" w:sz="4" w:space="0" w:color="CCCCCC"/>
+              <w:bottom w:val="single" w:sz="4" w:space="0" w:color="CCCCCC"/>
+              <w:end w:val="single" w:sz="4" w:space="0" w:color="CCCCCC"/>
+            </w:tcBorders>
+          </w:tcPr>
+          <w:p>
+            <w:r>
+              <w:t>Juste après le déploiement et avant le premier tour, l'unité peut effectuer un mouvement de X" ; elle ne peut pas finir ce mouvement à Portée d'Engagement d'une unité ennemie.</w:t>
+            </w:r>
+          </w:p>
+        </w:tc>
+      </w:tr>
+      <w:tr>
+        <w:trPr/>
+        <w:tc>
+          <w:tcPr>
+            <w:tcW w:w="2500" w:type="dxa"/>
+            <w:tcBorders>
+              <w:top w:val="single" w:sz="4" w:space="0" w:color="CCCCCC"/>
+              <w:start w:val="single" w:sz="4" w:space="0" w:color="CCCCCC"/>
+              <w:bottom w:val="single" w:sz="4" w:space="0" w:color="CCCCCC"/>
+              <w:end w:val="single" w:sz="4" w:space="0" w:color="CCCCCC"/>
+            </w:tcBorders>
+          </w:tcPr>
+          <w:p>
+            <w:r>
+              <w:t>Hors de Combat</w:t>
+            </w:r>
+          </w:p>
+        </w:tc>
+        <w:tc>
+          <w:tcPr>
+            <w:tcW w:w="6860" w:type="dxa"/>
+            <w:tcBorders>
+              <w:top w:val="single" w:sz="4" w:space="0" w:color="CCCCCC"/>
+              <w:start w:val="single" w:sz="4" w:space="0" w:color="CCCCCC"/>
+              <w:bottom w:val="single" w:sz="4" w:space="0" w:color="CCCCCC"/>
+              <w:end w:val="single" w:sz="4" w:space="0" w:color="CCCCCC"/>
+            </w:tcBorders>
+          </w:tcPr>
+          <w:p>
+            <w:r>
+              <w:t>À la fin de la bataille, effectuez un test pour chaque unité détruite : lancez 1D6 ; sur un 1, l'unité subit une Cicatrice de Bataille. Le détail figure dans le document Campagne : Front de Vespator.</w:t>
+            </w:r>
+          </w:p>
+        </w:tc>
+      </w:tr>
+    </w:tbl>
+    <w:p>
+      <w:pPr>
+        <w:pStyle w:val="Heading1"/>
+      </w:pPr>
+      <w:r>
+        <w:t>Actions Psychiques</w:t>
+      </w:r>
+    </w:p>
+    <w:p>
+      <w:pPr>
+        <w:pStyle w:val="Normal"/>
+      </w:pPr>
+      <w:r>
+        <w:t>Une action psychique est une action, effectuée lors de la phase d'Action. Une unité PSYKER peut tenter 1 pouvoir psychique par activation.</w:t>
+      </w:r>
+    </w:p>
+    <w:p>
+      <w:pPr>
+        <w:pStyle w:val="Normal"/>
+      </w:pPr>
+      <w:r>
+        <w:t>Pour manifester un pouvoir, le PSYKER lance 2D6 : si le résultat est supérieur ou égal à la valeur de manifestation du pouvoir, celui-ci est lancé.</w:t>
+      </w:r>
+    </w:p>
+    <w:p>
+      <w:pPr>
+        <w:pStyle w:val="Normal"/>
+      </w:pPr>
+      <w:r>
+        <w:t>Lorsque vous ajoutez une unité PSYKER à votre armée, choisissez un domaine de pouvoirs psychiques et lancez 1D6 pour déterminer le pouvoir qu'elle connaît. Un PSYKER connaît 1 pouvoir.</w:t>
+      </w:r>
+    </w:p>
+    <w:p>
+      <w:pPr>
+        <w:pStyle w:val="Normal"/>
+      </w:pPr>
+      <w:r>
+        <w:t>Test de Refus : quand un PSYKER ennemi lance un pouvoir psychique, un modèle PSYKER peut tenter un test de Refus pour l'annuler, à la manière d'une Réaction à une Charge. Il lance 2D6 et doit obtenir un résultat supérieur à celui du PSYKER ennemi. Un PSYKER peut tenter 1 test de Refus par round de bataille. Le test de Refus ne consomme pas son action : le PSYKER peut encore effectuer son action, mais ne peut pas tirer jusqu'à la fin du tour.</w:t>
+      </w:r>
+    </w:p>
+    <w:p>
+      <w:pPr>
+        <w:pStyle w:val="Normal"/>
+      </w:pPr>
+      <w:r>
+        <w:t>Ouverture du Warp : chaque fois qu'un test de Refus ou une action psychique donne un double 1 ou un double 6, le Warp s'ouvre. Le PSYKER, ainsi que toutes les unités à 6" ou moins de lui, alliées comme ennemies, subissent 1D3 blessures mortelles. Sur un double 6, le pouvoir est tout de même lancé.</w:t>
       </w:r>
     </w:p>
     <w:p>

--- a/docx/regles_wh40k_v4.docx
+++ b/docx/regles_wh40k_v4.docx
@@ -4437,7 +4437,7 @@
           </w:tcPr>
           <w:p>
             <w:r>
-              <w:t>Frappe en Profondeur</w:t>
+              <w:t>Intervention Héroïque</w:t>
             </w:r>
           </w:p>
         </w:tc>
@@ -4453,7 +4453,7 @@
           </w:tcPr>
           <w:p>
             <w:r>
-              <w:t>Une unité disposant de cette aptitude est placée depuis la réserve à plus de 6" de tout modèle ennemi. Placée à plus de 9", elle agit normalement ; placée entre 6" et 9" d'un modèle ennemi, elle ne peut pas charger ce tour de bataille.</w:t>
+              <w:t>Cette unité peut effectuer un Mouvement Normal en réaction à une charge ciblant une unité alliée à 6" ou moins de cette unité ; chaque modèle doit finir ce mouvement le plus près possible de l'unité ennemie qui charge, et peut finir à Portée d'Engagement de cette unité. Si cette unité entre à Portée d'Engagement, la charge est annulée ; sinon, l'unité qui charge peut changer de cible de charge après le mouvement de cette unité. Cette action est considérée comme une charge, mais ne donne pas le bonus de charge (+1 Force).</w:t>
             </w:r>
           </w:p>
         </w:tc>
@@ -4472,7 +4472,7 @@
           </w:tcPr>
           <w:p>
             <w:r>
-              <w:t>Infiltrateur</w:t>
+              <w:t>Frappe en Profondeur</w:t>
             </w:r>
           </w:p>
         </w:tc>
@@ -4488,7 +4488,7 @@
           </w:tcPr>
           <w:p>
             <w:r>
-              <w:t>Une unité disposant de cette aptitude est déployée après les autres unités, n'importe où sur la table, à plus de 9" de tout modèle ennemi et de toute zone de déploiement ennemie.</w:t>
+              <w:t>Une unité disposant de cette aptitude est placée depuis la réserve à plus de 6" de tout modèle ennemi. Placée à plus de 9", elle agit normalement ; placée entre 6" et 9" d'un modèle ennemi, elle ne peut pas charger ce tour de bataille.</w:t>
             </w:r>
           </w:p>
         </w:tc>
@@ -4507,7 +4507,7 @@
           </w:tcPr>
           <w:p>
             <w:r>
-              <w:t>Éclaireurs X</w:t>
+              <w:t>Infiltrateur</w:t>
             </w:r>
           </w:p>
         </w:tc>
@@ -4523,7 +4523,7 @@
           </w:tcPr>
           <w:p>
             <w:r>
-              <w:t>Juste après le déploiement et avant le premier tour, l'unité peut effectuer un mouvement de X" ; elle ne peut pas finir ce mouvement à Portée d'Engagement d'une unité ennemie.</w:t>
+              <w:t>Une unité disposant de cette aptitude est déployée après les autres unités, n'importe où sur la table, à plus de 9" de tout modèle ennemi et de toute zone de déploiement ennemie.</w:t>
             </w:r>
           </w:p>
         </w:tc>
@@ -4542,6 +4542,41 @@
           </w:tcPr>
           <w:p>
             <w:r>
+              <w:t>Éclaireurs X</w:t>
+            </w:r>
+          </w:p>
+        </w:tc>
+        <w:tc>
+          <w:tcPr>
+            <w:tcW w:w="6860" w:type="dxa"/>
+            <w:tcBorders>
+              <w:top w:val="single" w:sz="4" w:space="0" w:color="CCCCCC"/>
+              <w:start w:val="single" w:sz="4" w:space="0" w:color="CCCCCC"/>
+              <w:bottom w:val="single" w:sz="4" w:space="0" w:color="CCCCCC"/>
+              <w:end w:val="single" w:sz="4" w:space="0" w:color="CCCCCC"/>
+            </w:tcBorders>
+          </w:tcPr>
+          <w:p>
+            <w:r>
+              <w:t>Juste après le déploiement et avant le premier tour, l'unité peut effectuer un mouvement de X" ; elle ne peut pas finir ce mouvement à Portée d'Engagement d'une unité ennemie.</w:t>
+            </w:r>
+          </w:p>
+        </w:tc>
+      </w:tr>
+      <w:tr>
+        <w:trPr/>
+        <w:tc>
+          <w:tcPr>
+            <w:tcW w:w="2500" w:type="dxa"/>
+            <w:tcBorders>
+              <w:top w:val="single" w:sz="4" w:space="0" w:color="CCCCCC"/>
+              <w:start w:val="single" w:sz="4" w:space="0" w:color="CCCCCC"/>
+              <w:bottom w:val="single" w:sz="4" w:space="0" w:color="CCCCCC"/>
+              <w:end w:val="single" w:sz="4" w:space="0" w:color="CCCCCC"/>
+            </w:tcBorders>
+          </w:tcPr>
+          <w:p>
+            <w:r>
               <w:t>Hors de Combat</w:t>
             </w:r>
           </w:p>
@@ -4559,6 +4594,41 @@
           <w:p>
             <w:r>
               <w:t>À la fin de la bataille, effectuez un test pour chaque unité détruite : lancez 1D6 ; sur un 1, l'unité subit une Cicatrice de Bataille. Le détail figure dans le document Campagne : Front de Vespator.</w:t>
+            </w:r>
+          </w:p>
+        </w:tc>
+      </w:tr>
+      <w:tr>
+        <w:trPr/>
+        <w:tc>
+          <w:tcPr>
+            <w:tcW w:w="2500" w:type="dxa"/>
+            <w:tcBorders>
+              <w:top w:val="single" w:sz="4" w:space="0" w:color="CCCCCC"/>
+              <w:start w:val="single" w:sz="4" w:space="0" w:color="CCCCCC"/>
+              <w:bottom w:val="single" w:sz="4" w:space="0" w:color="CCCCCC"/>
+              <w:end w:val="single" w:sz="4" w:space="0" w:color="CCCCCC"/>
+            </w:tcBorders>
+          </w:tcPr>
+          <w:p>
+            <w:r>
+              <w:t>Arrivée Précipitée</w:t>
+            </w:r>
+          </w:p>
+        </w:tc>
+        <w:tc>
+          <w:tcPr>
+            <w:tcW w:w="6860" w:type="dxa"/>
+            <w:tcBorders>
+              <w:top w:val="single" w:sz="4" w:space="0" w:color="CCCCCC"/>
+              <w:start w:val="single" w:sz="4" w:space="0" w:color="CCCCCC"/>
+              <w:bottom w:val="single" w:sz="4" w:space="0" w:color="CCCCCC"/>
+              <w:end w:val="single" w:sz="4" w:space="0" w:color="CCCCCC"/>
+            </w:tcBorders>
+          </w:tcPr>
+          <w:p>
+            <w:r>
+              <w:t>Cette unité peut arriver depuis la réserve durant la phase d'Action ; elle est alors activée immédiatement. Cela ne permet pas de dépasser la Limite de Déploiement par Tour.</w:t>
             </w:r>
           </w:p>
         </w:tc>

--- a/docx/regles_wh40k_v4.docx
+++ b/docx/regles_wh40k_v4.docx
@@ -932,6 +932,14 @@
     </w:p>
     <w:p>
       <w:pPr>
+        <w:pStyle w:val="Normal"/>
+      </w:pPr>
+      <w:r>
+        <w:t>Les unités avec le mot-clé VOL peuvent traverser tous les modèles ; si elles le font, elles consomment 2" de leur mouvement.</w:t>
+      </w:r>
+    </w:p>
+    <w:p>
+      <w:pPr>
         <w:pStyle w:val="Heading3"/>
         <w:rPr>
           <w:rFonts w:ascii="Roboto" w:hAnsi="Roboto"/>
@@ -1772,7 +1780,7 @@
         <w:rPr>
           <w:rFonts w:ascii="Roboto" w:hAnsi="Roboto"/>
         </w:rPr>
-        <w:t>Une unité qui a combattu et qui n'est plus à Portée d'Engagement d'aucun ennemi peut déplacer chacun de ses modèles de jusqu'à 3" vers le modèle ennemi la plus proche ou la zone d'objectif la plus proche. Une unité encore engagée ne consolide pas.</w:t>
+        <w:t>Après avoir combattu, une unité peut effectuer une Consolidation : déplacez chaque modèle de l'unité de jusqu'à 3" vers le modèle ennemi le plus proche ou la zone d'objectif la plus proche. Une unité encore à Portée d'Engagement d'un ennemi ne peut pas consolider.</w:t>
       </w:r>
     </w:p>
     <w:p>
@@ -3648,7 +3656,7 @@
                 <w:sz w:val="20"/>
                 <w:szCs w:val="20"/>
               </w:rPr>
-              <w:t xml:space="preserve"> blesse automatiquement la cible, sans jet pour blesser.</w:t>
+              <w:t xml:space="preserve"> blesse automatiquement la cible, sans jet de blessure.</w:t>
             </w:r>
           </w:p>
         </w:tc>
@@ -3832,7 +3840,7 @@
                 <w:sz w:val="20"/>
                 <w:szCs w:val="20"/>
               </w:rPr>
-              <w:t xml:space="preserve"> pour toucher.</w:t>
+              <w:t xml:space="preserve"> de touche.</w:t>
             </w:r>
           </w:p>
         </w:tc>
@@ -4042,7 +4050,7 @@
                 <w:sz w:val="20"/>
                 <w:szCs w:val="20"/>
               </w:rPr>
-              <w:t xml:space="preserve"> jet pour blesser </w:t>
+              <w:t xml:space="preserve"> jet de blessure </w:t>
             </w:r>
             <w:r>
               <w:rPr>
@@ -4242,6 +4250,43 @@
           <w:p>
             <w:r>
               <w:t>Chaque fois qu'une unité est sélectionnée pour tirer ou combattre, après qu'elle a résolu toutes ses attaques, elle effectue un test de dangerosité pour chaque arme dangereuse dont les cibles ont été sélectionnées. Lancez 1D6 : sur un 1, le test est raté. Résolvez chaque test raté un par un, dans cet ordre : si possible, sélectionnez un modèle de cette unité ayant subi au moins une blessure et équipé d'une ou plusieurs armes dangereuses ; sinon, si possible, un modèle de cette unité hors PERSONNAGE équipé d'une ou plusieurs armes dangereuses ; sinon, un PERSONNAGE de cette unité équipé d'une ou plusieurs armes dangereuses. Le modèle sélectionné subit 3 blessures mortelles, qui doivent lui être infligées lors de la répartition. Si une unité est choisie comme cible d'un tir en état d'alerte durant une charge adverse, ces blessures mortelles sont réparties après la fin du mouvement de charge de l'unité chargée.</w:t>
+            </w:r>
+          </w:p>
+        </w:tc>
+      </w:tr>
+      <w:tr>
+        <w:trPr/>
+        <w:tc>
+          <w:tcPr>
+            <w:tcW w:w="2500" w:type="dxa"/>
+            <w:tcBorders>
+              <w:top w:val="single" w:sz="4" w:space="0" w:color="CCCCCC"/>
+              <w:start w:val="single" w:sz="4" w:space="0" w:color="CCCCCC"/>
+              <w:bottom w:val="single" w:sz="4" w:space="0" w:color="CCCCCC"/>
+              <w:end w:val="single" w:sz="4" w:space="0" w:color="CCCCCC"/>
+            </w:tcBorders>
+          </w:tcPr>
+          <w:p>
+            <w:r/>
+            <w:r>
+              <w:t>[PSYCHIQUE]</w:t>
+            </w:r>
+          </w:p>
+        </w:tc>
+        <w:tc>
+          <w:tcPr>
+            <w:tcW w:w="6860" w:type="dxa"/>
+            <w:tcBorders>
+              <w:top w:val="single" w:sz="4" w:space="0" w:color="CCCCCC"/>
+              <w:start w:val="single" w:sz="4" w:space="0" w:color="CCCCCC"/>
+              <w:bottom w:val="single" w:sz="4" w:space="0" w:color="CCCCCC"/>
+              <w:end w:val="single" w:sz="4" w:space="0" w:color="CCCCCC"/>
+            </w:tcBorders>
+          </w:tcPr>
+          <w:p>
+            <w:r/>
+            <w:r>
+              <w:t>Cette arme possède le mot-clé [IGNORE LE COUVERT].</w:t>
             </w:r>
           </w:p>
         </w:tc>
@@ -4895,7 +4940,7 @@
         <w:rPr>
           <w:rFonts w:ascii="Roboto" w:hAnsi="Roboto"/>
         </w:rPr>
-        <w:t>Touche Critique : un résultat non modifié de 6 au jet pour toucher est une Touche Critique.</w:t>
+        <w:t>Touche Critique : un résultat non modifié de 6 au jet de touche est une Touche Critique.</w:t>
       </w:r>
     </w:p>
     <w:p>
@@ -5526,7 +5571,7 @@
         <w:rPr>
           <w:rFonts w:ascii="Roboto" w:hAnsi="Roboto"/>
         </w:rPr>
-        <w:t>Blessure Critique : un résultat non modifié de 6 au jet pour blesser est une Blessure Critique.</w:t>
+        <w:t>Blessure Critique : un résultat non modifié de 6 au jet de blessure est une Blessure Critique.</w:t>
       </w:r>
     </w:p>
     <w:p>
@@ -6074,21 +6119,37 @@
         <w:rPr>
           <w:rFonts w:ascii="Roboto" w:hAnsi="Roboto"/>
         </w:rPr>
-        <w:t>Couvert léger : les tirs ennemis subissent -1 pour toucher l'unité.</w:t>
-      </w:r>
-    </w:p>
-    <w:p>
-      <w:pPr>
-        <w:pStyle w:val="Normal"/>
-        <w:rPr>
-          <w:rFonts w:ascii="Roboto" w:hAnsi="Roboto"/>
-        </w:rPr>
-      </w:pPr>
-      <w:r>
-        <w:rPr>
-          <w:rFonts w:ascii="Roboto" w:hAnsi="Roboto"/>
-        </w:rPr>
-        <w:t>Couvert complet : les tirs ennemis subissent -1 pour toucher l'unité et l'unité gagne +1 à sa sauvegarde d'armure.</w:t>
+        <w:t>Couvert léger : les tirs ennemis subissent -1 à la CT pour toucher l'unité.</w:t>
+      </w:r>
+    </w:p>
+    <w:p>
+      <w:pPr>
+        <w:pStyle w:val="Normal"/>
+        <w:rPr>
+          <w:rFonts w:ascii="Roboto" w:hAnsi="Roboto"/>
+        </w:rPr>
+      </w:pPr>
+      <w:r>
+        <w:rPr>
+          <w:rFonts w:ascii="Roboto" w:hAnsi="Roboto"/>
+        </w:rPr>
+        <w:t>Couvert complet : les tirs ennemis subissent -1 à la CT pour toucher l'unité et l'unité gagne +1 à sa sauvegarde d'armure.</w:t>
+      </w:r>
+    </w:p>
+    <w:p>
+      <w:pPr>
+        <w:pStyle w:val="Normal"/>
+      </w:pPr>
+      <w:r>
+        <w:t>Le couvert n'est bénéfique que si tous les modèles de l'unité sont entièrement dans un élément de couvert ou masqués par celui-ci.</w:t>
+      </w:r>
+    </w:p>
+    <w:p>
+      <w:pPr>
+        <w:pStyle w:val="Normal"/>
+      </w:pPr>
+      <w:r>
+        <w:t>Toutes les unités peuvent tirer à travers les éléments de terrain de Couvert léger.</w:t>
       </w:r>
     </w:p>
     <w:p>
@@ -6611,7 +6672,7 @@
         <w:rPr>
           <w:rFonts w:eastAsia="Roboto" w:cs="Roboto" w:ascii="Roboto" w:hAnsi="Roboto"/>
         </w:rPr>
-        <w:t>Action réservée aux unités Infanterie et Bête. Après les jets pour toucher et pour blesser de l'ennemi, mais avant les jets de sauvegarde, vous pouvez déclarer qu'une de vos unités se jette à terre. Placez un marqueur pour le rappeler.</w:t>
+        <w:t>Action réservée aux unités Infanterie et Bête. Après les jets de touche et de blessure de l'ennemi, mais avant les jets de sauvegarde, vous pouvez déclarer qu'une de vos unités se jette à terre. Placez un marqueur pour le rappeler.</w:t>
       </w:r>
     </w:p>
     <w:p>
@@ -7501,20 +7562,8 @@
             </w:tcBorders>
           </w:tcPr>
           <w:p>
-            <w:pPr>
-              <w:pStyle w:val="Normal"/>
-              <w:rPr>
-                <w:rFonts w:ascii="Roboto" w:hAnsi="Roboto" w:eastAsia="Roboto" w:cs="Roboto"/>
-                <w:sz w:val="20"/>
-                <w:szCs w:val="20"/>
-              </w:rPr>
-            </w:pPr>
-            <w:r>
-              <w:rPr>
-                <w:rFonts w:eastAsia="Roboto" w:cs="Roboto" w:ascii="Roboto" w:hAnsi="Roboto"/>
-                <w:sz w:val="20"/>
-                <w:szCs w:val="20"/>
-              </w:rPr>
+            <w:r/>
+            <w:r>
               <w:t>Aucune</w:t>
             </w:r>
           </w:p>
@@ -7652,21 +7701,9 @@
             </w:tcBorders>
           </w:tcPr>
           <w:p>
-            <w:pPr>
-              <w:pStyle w:val="Normal"/>
-              <w:rPr>
-                <w:rFonts w:ascii="Roboto" w:hAnsi="Roboto" w:eastAsia="Roboto" w:cs="Roboto"/>
-                <w:sz w:val="20"/>
-                <w:szCs w:val="20"/>
-              </w:rPr>
-            </w:pPr>
-            <w:r>
-              <w:rPr>
-                <w:rFonts w:eastAsia="Roboto" w:cs="Roboto" w:ascii="Roboto" w:hAnsi="Roboto"/>
-                <w:sz w:val="20"/>
-                <w:szCs w:val="20"/>
-              </w:rPr>
-              <w:t>Ne peut pas tirer</w:t>
+            <w:r/>
+            <w:r>
+              <w:t>1 seule arme au jugé</w:t>
             </w:r>
           </w:p>
         </w:tc>
@@ -7681,21 +7718,9 @@
             </w:tcBorders>
           </w:tcPr>
           <w:p>
-            <w:pPr>
-              <w:pStyle w:val="Normal"/>
-              <w:rPr>
-                <w:rFonts w:ascii="Roboto" w:hAnsi="Roboto" w:eastAsia="Roboto" w:cs="Roboto"/>
-                <w:sz w:val="20"/>
-                <w:szCs w:val="20"/>
-              </w:rPr>
-            </w:pPr>
-            <w:r>
-              <w:rPr>
-                <w:rFonts w:eastAsia="Roboto" w:cs="Roboto" w:ascii="Roboto" w:hAnsi="Roboto"/>
-                <w:sz w:val="20"/>
-                <w:szCs w:val="20"/>
-              </w:rPr>
-              <w:t>Ne peut pas tirer</w:t>
+            <w:r/>
+            <w:r>
+              <w:t>Toutes les armes au jugé</w:t>
             </w:r>
           </w:p>
         </w:tc>
@@ -7872,6 +7897,70 @@
         <w:rPr>
           <w:rFonts w:eastAsia="Roboto" w:cs="Roboto" w:ascii="Roboto" w:hAnsi="Roboto"/>
         </w:rPr>
+      </w:r>
+    </w:p>
+    <w:p>
+      <w:pPr>
+        <w:pStyle w:val="Heading2"/>
+      </w:pPr>
+      <w:r>
+        <w:t>Armes et Charge des Véhicules</w:t>
+      </w:r>
+    </w:p>
+    <w:p>
+      <w:pPr>
+        <w:pStyle w:val="Normal"/>
+      </w:pPr>
+      <w:r>
+        <w:t>Les véhicules perdent les mots-clés [ASSAUT] et [LOURD]. Leur action de charge compte comme un mouvement : un véhicule ne peut donc pas à la fois tirer et charger, et il ne peut pas charger s'il commence son action à Portée d'Engagement d'une unité ennemie.</w:t>
+      </w:r>
+    </w:p>
+    <w:p>
+      <w:pPr>
+        <w:pStyle w:val="Normal"/>
+      </w:pPr>
+      <w:r>
+        <w:t>Les Marcheurs font exception : ils conservent les mots-clés [ASSAUT] et [LOURD], et leur charge fonctionne comme celle de l'infanterie.</w:t>
+      </w:r>
+    </w:p>
+    <w:p>
+      <w:pPr>
+        <w:pStyle w:val="Heading2"/>
+      </w:pPr>
+      <w:r>
+        <w:t>Transports</w:t>
+      </w:r>
+    </w:p>
+    <w:p>
+      <w:pPr>
+        <w:pStyle w:val="Normal"/>
+      </w:pPr>
+      <w:r>
+        <w:t>Les unités qui débarquent d'un transport agissent normalement si ce transport a effectué la moitié de son mouvement ; s'il a effectué un mouvement complet, les unités qui débarquent ne peuvent effectuer qu'un demi-mouvement et ne peuvent pas charger.</w:t>
+      </w:r>
+    </w:p>
+    <w:p>
+      <w:pPr>
+        <w:pStyle w:val="Normal"/>
+      </w:pPr>
+      <w:r>
+        <w:t>Lorsqu'un transport explose ou est détruit, l'Explosion est résolue, puis les unités embarquées effectuent une extraction précipitée du véhicule : lancez 1D6 pour chaque modèle embarqué ; sur un résultat de 1 ou 2, ce modèle est détruit.</w:t>
+      </w:r>
+    </w:p>
+    <w:p>
+      <w:pPr>
+        <w:pStyle w:val="Heading2"/>
+      </w:pPr>
+      <w:r>
+        <w:t>Aérodynes</w:t>
+      </w:r>
+    </w:p>
+    <w:p>
+      <w:pPr>
+        <w:pStyle w:val="Normal"/>
+      </w:pPr>
+      <w:r>
+        <w:t>Un Aérodyne est un type de véhicule volant. Il n'a pas de caractéristique de Mouvement : il arrive toujours depuis la réserve durant la Phase de Commandement, voit toutes les unités et est vu de toutes, puis retourne en réserve à la fin du tour.</w:t>
       </w:r>
     </w:p>
     <w:p>
@@ -8455,13 +8544,12 @@
           <w:b/>
           <w:bCs/>
         </w:rPr>
-        <w:t>Équipage Sonné</w:t>
-      </w:r>
-      <w:r>
-        <w:rPr>
-          <w:rFonts w:eastAsia="Roboto" w:cs="Roboto" w:ascii="Roboto" w:hAnsi="Roboto"/>
-        </w:rPr>
-        <w:t xml:space="preserve"> : l’Aérodyne doit se déplacer à sa vitesse minimum en ligne droite.</w:t>
+        <w:t>Équipage Sonné : l'Aérodyne ne peut pas sortir de réserve durant le prochain tour.</w:t>
+      </w:r>
+      <w:r>
+        <w:rPr>
+          <w:rFonts w:eastAsia="Roboto" w:cs="Roboto" w:ascii="Roboto" w:hAnsi="Roboto"/>
+        </w:rPr>
       </w:r>
     </w:p>
     <w:p>
@@ -8478,13 +8566,12 @@
           <w:b/>
           <w:bCs/>
         </w:rPr>
-        <w:t>Immobilisé</w:t>
-      </w:r>
-      <w:r>
-        <w:rPr>
-          <w:rFonts w:eastAsia="Roboto" w:cs="Roboto" w:ascii="Roboto" w:hAnsi="Roboto"/>
-        </w:rPr>
-        <w:t xml:space="preserve"> : l’Aérodyne doit se déplacer à sa vitesse minimum en ligne droite puis Explosion !</w:t>
+        <w:t>Immobilisé : l'Aérodyne doit se déplacer de 2D6" de M, puis Explosion !</w:t>
+      </w:r>
+      <w:r>
+        <w:rPr>
+          <w:rFonts w:eastAsia="Roboto" w:cs="Roboto" w:ascii="Roboto" w:hAnsi="Roboto"/>
+        </w:rPr>
       </w:r>
     </w:p>
     <w:p>
